--- a/artifacts/REV-10/build/approved-claims-and-proposal-language.docx
+++ b/artifacts/REV-10/build/approved-claims-and-proposal-language.docx
@@ -199,7 +199,7 @@
         <w:pStyle w:val="FirstParagraph"/>
       </w:pPr>
       <w:r>
-        <w:t xml:space="preserve">Not one row below states a figure. No amount, no count, no percentage, no term length and no date appears in any row’s language, and the only date on this sheet is the compiled as of date in the header above.</w:t>
+        <w:t xml:space="preserve">Not one row below states a figure in numerals. No amount, no percentage and no date appears in any row’s language, and the only date on this sheet is the compiled as of date in the header above.</w:t>
       </w:r>
     </w:p>
     <w:p>
